--- a/projects/lobdel/Lobdel_FeeProposal_v4.docx
+++ b/projects/lobdel/Lobdel_FeeProposal_v4.docx
@@ -4,7 +4,7 @@
   <w:body>
     <w:p>
       <w:pPr>
-        <w:spacing w:before="400" w:after="0"/>
+        <w:spacing w:before="400"/>
       </w:pPr>
     </w:p>
     <w:tbl>
@@ -66,14 +66,13 @@
           </w:p>
           <w:p>
             <w:pPr>
-              <w:spacing w:before="0" w:after="80"/>
+              <w:spacing w:after="80"/>
               <w:jc w:val="center"/>
             </w:pPr>
             <w:r>
               <w:rPr>
                 <w:b/>
                 <w:bCs/>
-                <w:color w:val="1F2937"/>
                 <w:sz w:val="32"/>
                 <w:szCs w:val="32"/>
               </w:rPr>
@@ -82,7 +81,7 @@
           </w:p>
           <w:p>
             <w:pPr>
-              <w:spacing w:before="0" w:after="140"/>
+              <w:spacing w:after="140"/>
               <w:jc w:val="center"/>
             </w:pPr>
             <w:r>
@@ -91,7 +90,7 @@
                 <w:sz w:val="24"/>
                 <w:szCs w:val="24"/>
               </w:rPr>
-              <w:t xml:space="preserve">Wilmington, DE  ·  ALDi™ Gate 0 — Predevelopment Intelligence  ·  Track A Services</w:t>
+              <w:t>Wilmington, DE  ·  ALDi™ Gate 0 — Predevelopment Intelligence  ·  Track A Services</w:t>
             </w:r>
           </w:p>
         </w:tc>
@@ -99,7 +98,7 @@
     </w:tbl>
     <w:p>
       <w:pPr>
-        <w:spacing w:before="240" w:after="0"/>
+        <w:spacing w:before="240"/>
       </w:pPr>
     </w:p>
     <w:tbl>
@@ -124,7 +123,6 @@
         <w:gridCol w:w="6480"/>
       </w:tblGrid>
       <w:tr>
-        <w:trPr/>
         <w:tc>
           <w:tcPr>
             <w:tcW w:w="2880" w:type="dxa"/>
@@ -144,7 +142,6 @@
           </w:tcPr>
           <w:p>
             <w:pPr>
-              <w:spacing w:before="0" w:after="0"/>
               <w:jc w:val="right"/>
             </w:pPr>
             <w:r>
@@ -176,22 +173,17 @@
             </w:tcMar>
           </w:tcPr>
           <w:p>
-            <w:pPr>
-              <w:spacing w:before="0" w:after="0"/>
-            </w:pPr>
-            <w:r>
-              <w:rPr>
-                <w:color w:val="1F2937"/>
-                <w:sz w:val="19"/>
-                <w:szCs w:val="19"/>
-              </w:rPr>
-              <w:t xml:space="preserve">Wilmington Housing Authority (WHA)  ·  Wilmington, DE</w:t>
+            <w:r>
+              <w:rPr>
+                <w:sz w:val="19"/>
+                <w:szCs w:val="19"/>
+              </w:rPr>
+              <w:t>Wilmington Housing Authority (WHA)  ·  Wilmington, DE</w:t>
             </w:r>
           </w:p>
         </w:tc>
       </w:tr>
       <w:tr>
-        <w:trPr/>
         <w:tc>
           <w:tcPr>
             <w:tcW w:w="2880" w:type="dxa"/>
@@ -211,7 +203,6 @@
           </w:tcPr>
           <w:p>
             <w:pPr>
-              <w:spacing w:before="0" w:after="0"/>
               <w:jc w:val="right"/>
             </w:pPr>
             <w:r>
@@ -243,22 +234,17 @@
             </w:tcMar>
           </w:tcPr>
           <w:p>
-            <w:pPr>
-              <w:spacing w:before="0" w:after="0"/>
-            </w:pPr>
-            <w:r>
-              <w:rPr>
-                <w:color w:val="1F2937"/>
-                <w:sz w:val="19"/>
-                <w:szCs w:val="19"/>
-              </w:rPr>
-              <w:t xml:space="preserve">Merge 4 Design LLC (M4D)  ·  500 Delaware Ave., Suite 1 #1551, Wilmington, DE 19899  ·  302 367 5726  ·  merge4design.com</w:t>
+            <w:r>
+              <w:rPr>
+                <w:sz w:val="19"/>
+                <w:szCs w:val="19"/>
+              </w:rPr>
+              <w:t>Merge 4 Design LLC (M4D)  ·  500 Delaware Ave., Suite 1 #1551, Wilmington, DE 19899  ·  302 367 5726  ·  merge4design.com</w:t>
             </w:r>
           </w:p>
         </w:tc>
       </w:tr>
       <w:tr>
-        <w:trPr/>
         <w:tc>
           <w:tcPr>
             <w:tcW w:w="2880" w:type="dxa"/>
@@ -278,7 +264,6 @@
           </w:tcPr>
           <w:p>
             <w:pPr>
-              <w:spacing w:before="0" w:after="0"/>
               <w:jc w:val="right"/>
             </w:pPr>
             <w:r>
@@ -310,12 +295,8 @@
             </w:tcMar>
           </w:tcPr>
           <w:p>
-            <w:pPr>
-              <w:spacing w:before="0" w:after="0"/>
-            </w:pPr>
-            <w:r>
-              <w:rPr>
-                <w:color w:val="1F2937"/>
+            <w:r>
+              <w:rPr>
                 <w:sz w:val="19"/>
                 <w:szCs w:val="19"/>
               </w:rPr>
@@ -325,7 +306,6 @@
         </w:tc>
       </w:tr>
       <w:tr>
-        <w:trPr/>
         <w:tc>
           <w:tcPr>
             <w:tcW w:w="2880" w:type="dxa"/>
@@ -345,7 +325,6 @@
           </w:tcPr>
           <w:p>
             <w:pPr>
-              <w:spacing w:before="0" w:after="0"/>
               <w:jc w:val="right"/>
             </w:pPr>
             <w:r>
@@ -377,22 +356,17 @@
             </w:tcMar>
           </w:tcPr>
           <w:p>
-            <w:pPr>
-              <w:spacing w:before="0" w:after="0"/>
-            </w:pPr>
-            <w:r>
-              <w:rPr>
-                <w:color w:val="1F2937"/>
-                <w:sz w:val="19"/>
-                <w:szCs w:val="19"/>
-              </w:rPr>
-              <w:t xml:space="preserve">M2_2026_005  ·  1212 Lobdel Avenue</w:t>
+            <w:r>
+              <w:rPr>
+                <w:sz w:val="19"/>
+                <w:szCs w:val="19"/>
+              </w:rPr>
+              <w:t>M2_2026_005  ·  1212 Lobdel Avenue</w:t>
             </w:r>
           </w:p>
         </w:tc>
       </w:tr>
       <w:tr>
-        <w:trPr/>
         <w:tc>
           <w:tcPr>
             <w:tcW w:w="2880" w:type="dxa"/>
@@ -412,7 +386,6 @@
           </w:tcPr>
           <w:p>
             <w:pPr>
-              <w:spacing w:before="0" w:after="0"/>
               <w:jc w:val="right"/>
             </w:pPr>
             <w:r>
@@ -444,12 +417,8 @@
             </w:tcMar>
           </w:tcPr>
           <w:p>
-            <w:pPr>
-              <w:spacing w:before="0" w:after="0"/>
-            </w:pPr>
-            <w:r>
-              <w:rPr>
-                <w:color w:val="1F2937"/>
+            <w:r>
+              <w:rPr>
                 <w:sz w:val="19"/>
                 <w:szCs w:val="19"/>
               </w:rPr>
@@ -472,18 +441,15 @@
       </w:pPr>
       <w:r>
         <w:rPr>
-          <w:b/>
-          <w:bCs/>
           <w:color w:val="444444"/>
-          <w:sz w:val="26"/>
-          <w:szCs w:val="26"/>
         </w:rPr>
-        <w:t xml:space="preserve">01.  Project Identification</w:t>
+        <w:lastRenderedPageBreak/>
+        <w:t>01.  Project Identification</w:t>
       </w:r>
     </w:p>
     <w:p>
       <w:pPr>
-        <w:spacing w:before="80" w:after="0"/>
+        <w:spacing w:before="80"/>
       </w:pPr>
     </w:p>
     <w:tbl>
@@ -508,7 +474,6 @@
         <w:gridCol w:w="6480"/>
       </w:tblGrid>
       <w:tr>
-        <w:trPr/>
         <w:tc>
           <w:tcPr>
             <w:tcW w:w="2880" w:type="dxa"/>
@@ -528,7 +493,6 @@
           </w:tcPr>
           <w:p>
             <w:pPr>
-              <w:spacing w:before="0" w:after="0"/>
               <w:jc w:val="right"/>
             </w:pPr>
             <w:r>
@@ -560,12 +524,8 @@
             </w:tcMar>
           </w:tcPr>
           <w:p>
-            <w:pPr>
-              <w:spacing w:before="0" w:after="0"/>
-            </w:pPr>
-            <w:r>
-              <w:rPr>
-                <w:color w:val="1F2937"/>
+            <w:r>
+              <w:rPr>
                 <w:sz w:val="19"/>
                 <w:szCs w:val="19"/>
               </w:rPr>
@@ -575,7 +535,6 @@
         </w:tc>
       </w:tr>
       <w:tr>
-        <w:trPr/>
         <w:tc>
           <w:tcPr>
             <w:tcW w:w="2880" w:type="dxa"/>
@@ -595,7 +554,6 @@
           </w:tcPr>
           <w:p>
             <w:pPr>
-              <w:spacing w:before="0" w:after="0"/>
               <w:jc w:val="right"/>
             </w:pPr>
             <w:r>
@@ -627,12 +585,8 @@
             </w:tcMar>
           </w:tcPr>
           <w:p>
-            <w:pPr>
-              <w:spacing w:before="0" w:after="0"/>
-            </w:pPr>
-            <w:r>
-              <w:rPr>
-                <w:color w:val="1F2937"/>
+            <w:r>
+              <w:rPr>
                 <w:sz w:val="19"/>
                 <w:szCs w:val="19"/>
               </w:rPr>
@@ -642,7 +596,6 @@
         </w:tc>
       </w:tr>
       <w:tr>
-        <w:trPr/>
         <w:tc>
           <w:tcPr>
             <w:tcW w:w="2880" w:type="dxa"/>
@@ -662,7 +615,6 @@
           </w:tcPr>
           <w:p>
             <w:pPr>
-              <w:spacing w:before="0" w:after="0"/>
               <w:jc w:val="right"/>
             </w:pPr>
             <w:r>
@@ -694,12 +646,8 @@
             </w:tcMar>
           </w:tcPr>
           <w:p>
-            <w:pPr>
-              <w:spacing w:before="0" w:after="0"/>
-            </w:pPr>
-            <w:r>
-              <w:rPr>
-                <w:color w:val="1F2937"/>
+            <w:r>
+              <w:rPr>
                 <w:sz w:val="19"/>
                 <w:szCs w:val="19"/>
               </w:rPr>
@@ -709,7 +657,6 @@
         </w:tc>
       </w:tr>
       <w:tr>
-        <w:trPr/>
         <w:tc>
           <w:tcPr>
             <w:tcW w:w="2880" w:type="dxa"/>
@@ -729,7 +676,6 @@
           </w:tcPr>
           <w:p>
             <w:pPr>
-              <w:spacing w:before="0" w:after="0"/>
               <w:jc w:val="right"/>
             </w:pPr>
             <w:r>
@@ -761,12 +707,8 @@
             </w:tcMar>
           </w:tcPr>
           <w:p>
-            <w:pPr>
-              <w:spacing w:before="0" w:after="0"/>
-            </w:pPr>
-            <w:r>
-              <w:rPr>
-                <w:color w:val="1F2937"/>
+            <w:r>
+              <w:rPr>
                 <w:sz w:val="19"/>
                 <w:szCs w:val="19"/>
               </w:rPr>
@@ -776,7 +718,6 @@
         </w:tc>
       </w:tr>
       <w:tr>
-        <w:trPr/>
         <w:tc>
           <w:tcPr>
             <w:tcW w:w="2880" w:type="dxa"/>
@@ -796,7 +737,6 @@
           </w:tcPr>
           <w:p>
             <w:pPr>
-              <w:spacing w:before="0" w:after="0"/>
               <w:jc w:val="right"/>
             </w:pPr>
             <w:r>
@@ -828,12 +768,8 @@
             </w:tcMar>
           </w:tcPr>
           <w:p>
-            <w:pPr>
-              <w:spacing w:before="0" w:after="0"/>
-            </w:pPr>
-            <w:r>
-              <w:rPr>
-                <w:color w:val="1F2937"/>
+            <w:r>
+              <w:rPr>
                 <w:sz w:val="19"/>
                 <w:szCs w:val="19"/>
               </w:rPr>
@@ -843,7 +779,6 @@
         </w:tc>
       </w:tr>
       <w:tr>
-        <w:trPr/>
         <w:tc>
           <w:tcPr>
             <w:tcW w:w="2880" w:type="dxa"/>
@@ -863,7 +798,6 @@
           </w:tcPr>
           <w:p>
             <w:pPr>
-              <w:spacing w:before="0" w:after="0"/>
               <w:jc w:val="right"/>
             </w:pPr>
             <w:r>
@@ -895,12 +829,8 @@
             </w:tcMar>
           </w:tcPr>
           <w:p>
-            <w:pPr>
-              <w:spacing w:before="0" w:after="0"/>
-            </w:pPr>
-            <w:r>
-              <w:rPr>
-                <w:color w:val="1F2937"/>
+            <w:r>
+              <w:rPr>
                 <w:sz w:val="19"/>
                 <w:szCs w:val="19"/>
               </w:rPr>
@@ -910,7 +840,6 @@
         </w:tc>
       </w:tr>
       <w:tr>
-        <w:trPr/>
         <w:tc>
           <w:tcPr>
             <w:tcW w:w="2880" w:type="dxa"/>
@@ -930,7 +859,6 @@
           </w:tcPr>
           <w:p>
             <w:pPr>
-              <w:spacing w:before="0" w:after="0"/>
               <w:jc w:val="right"/>
             </w:pPr>
             <w:r>
@@ -962,12 +890,8 @@
             </w:tcMar>
           </w:tcPr>
           <w:p>
-            <w:pPr>
-              <w:spacing w:before="0" w:after="0"/>
-            </w:pPr>
-            <w:r>
-              <w:rPr>
-                <w:color w:val="1F2937"/>
+            <w:r>
+              <w:rPr>
                 <w:sz w:val="19"/>
                 <w:szCs w:val="19"/>
               </w:rPr>
@@ -977,7 +901,6 @@
         </w:tc>
       </w:tr>
       <w:tr>
-        <w:trPr/>
         <w:tc>
           <w:tcPr>
             <w:tcW w:w="2880" w:type="dxa"/>
@@ -997,7 +920,6 @@
           </w:tcPr>
           <w:p>
             <w:pPr>
-              <w:spacing w:before="0" w:after="0"/>
               <w:jc w:val="right"/>
             </w:pPr>
             <w:r>
@@ -1029,12 +951,8 @@
             </w:tcMar>
           </w:tcPr>
           <w:p>
-            <w:pPr>
-              <w:spacing w:before="0" w:after="0"/>
-            </w:pPr>
-            <w:r>
-              <w:rPr>
-                <w:color w:val="1F2937"/>
+            <w:r>
+              <w:rPr>
                 <w:sz w:val="19"/>
                 <w:szCs w:val="19"/>
               </w:rPr>
@@ -1044,7 +962,6 @@
         </w:tc>
       </w:tr>
       <w:tr>
-        <w:trPr/>
         <w:tc>
           <w:tcPr>
             <w:tcW w:w="2880" w:type="dxa"/>
@@ -1064,7 +981,6 @@
           </w:tcPr>
           <w:p>
             <w:pPr>
-              <w:spacing w:before="0" w:after="0"/>
               <w:jc w:val="right"/>
             </w:pPr>
             <w:r>
@@ -1096,12 +1012,8 @@
             </w:tcMar>
           </w:tcPr>
           <w:p>
-            <w:pPr>
-              <w:spacing w:before="0" w:after="0"/>
-            </w:pPr>
-            <w:r>
-              <w:rPr>
-                <w:color w:val="1F2937"/>
+            <w:r>
+              <w:rPr>
                 <w:sz w:val="19"/>
                 <w:szCs w:val="19"/>
               </w:rPr>
@@ -1111,7 +1023,6 @@
         </w:tc>
       </w:tr>
       <w:tr>
-        <w:trPr/>
         <w:tc>
           <w:tcPr>
             <w:tcW w:w="2880" w:type="dxa"/>
@@ -1131,7 +1042,6 @@
           </w:tcPr>
           <w:p>
             <w:pPr>
-              <w:spacing w:before="0" w:after="0"/>
               <w:jc w:val="right"/>
             </w:pPr>
             <w:r>
@@ -1163,16 +1073,12 @@
             </w:tcMar>
           </w:tcPr>
           <w:p>
-            <w:pPr>
-              <w:spacing w:before="0" w:after="0"/>
-            </w:pPr>
-            <w:r>
-              <w:rPr>
-                <w:color w:val="1F2937"/>
-                <w:sz w:val="19"/>
-                <w:szCs w:val="19"/>
-              </w:rPr>
-              <w:t xml:space="preserve">M2_2026_005  ·  April 2026</w:t>
+            <w:r>
+              <w:rPr>
+                <w:sz w:val="19"/>
+                <w:szCs w:val="19"/>
+              </w:rPr>
+              <w:t>M2_2026_005  ·  April 2026</w:t>
             </w:r>
           </w:p>
         </w:tc>
@@ -1191,18 +1097,15 @@
       </w:pPr>
       <w:r>
         <w:rPr>
-          <w:b/>
-          <w:bCs/>
           <w:color w:val="444444"/>
-          <w:sz w:val="26"/>
-          <w:szCs w:val="26"/>
         </w:rPr>
-        <w:t xml:space="preserve">02.  Scope of Services — Track A: ALDi™ Gate 0 Predevelopment Intelligence</w:t>
+        <w:lastRenderedPageBreak/>
+        <w:t>02.  Scope of Services — Track A: ALDi™ Gate 0 Predevelopment Intelligence</w:t>
       </w:r>
     </w:p>
     <w:p>
       <w:pPr>
-        <w:spacing w:before="80" w:after="0"/>
+        <w:spacing w:before="80"/>
       </w:pPr>
     </w:p>
     <w:p>
@@ -1210,17 +1113,12 @@
         <w:spacing w:before="40" w:after="80"/>
       </w:pPr>
       <w:r>
-        <w:rPr>
-          <w:color w:val="1F2937"/>
-          <w:sz w:val="20"/>
-          <w:szCs w:val="20"/>
-        </w:rPr>
         <w:t>Track A delivers the ALDi™ Gate 0 predevelopment intelligence package for 1212 Lobdel Avenue. It is authorized and delivered as a standalone engagement, independent of any subsequent design authorization. All work in this track is complete upon delivery of the items listed below. Track A is priced as a fixed fee.</w:t>
       </w:r>
     </w:p>
     <w:p>
       <w:pPr>
-        <w:spacing w:before="60" w:after="0"/>
+        <w:spacing w:before="60"/>
       </w:pPr>
     </w:p>
     <w:p>
@@ -1229,13 +1127,9 @@
       </w:pPr>
       <w:r>
         <w:rPr>
-          <w:b/>
-          <w:bCs/>
           <w:color w:val="196B23"/>
-          <w:sz w:val="22"/>
-          <w:szCs w:val="22"/>
         </w:rPr>
-        <w:t xml:space="preserve">2.1  Deliverables and Schedule</w:t>
+        <w:t>2.1  Deliverables and Schedule</w:t>
       </w:r>
     </w:p>
     <w:tbl>
@@ -1256,13 +1150,12 @@
         <w:tblLook w:val="0000" w:firstRow="0" w:lastRow="0" w:firstColumn="0" w:lastColumn="0" w:noHBand="0" w:noVBand="0"/>
       </w:tblPr>
       <w:tblGrid>
-        <w:gridCol w:w="480"/>
-        <w:gridCol w:w="3840"/>
-        <w:gridCol w:w="2160"/>
-        <w:gridCol w:w="2880"/>
+        <w:gridCol w:w="868"/>
+        <w:gridCol w:w="3656"/>
+        <w:gridCol w:w="2100"/>
+        <w:gridCol w:w="2736"/>
       </w:tblGrid>
       <w:tr>
-        <w:trPr/>
         <w:tc>
           <w:tcPr>
             <w:tcW w:w="900" w:type="dxa"/>
@@ -1281,9 +1174,6 @@
             </w:tcMar>
           </w:tcPr>
           <w:p>
-            <w:pPr>
-              <w:spacing w:before="0" w:after="0"/>
-            </w:pPr>
             <w:r>
               <w:rPr>
                 <w:b/>
@@ -1314,9 +1204,6 @@
             </w:tcMar>
           </w:tcPr>
           <w:p>
-            <w:pPr>
-              <w:spacing w:before="0" w:after="0"/>
-            </w:pPr>
             <w:r>
               <w:rPr>
                 <w:b/>
@@ -1347,9 +1234,6 @@
             </w:tcMar>
           </w:tcPr>
           <w:p>
-            <w:pPr>
-              <w:spacing w:before="0" w:after="0"/>
-            </w:pPr>
             <w:r>
               <w:rPr>
                 <w:b/>
@@ -1380,9 +1264,6 @@
             </w:tcMar>
           </w:tcPr>
           <w:p>
-            <w:pPr>
-              <w:spacing w:before="0" w:after="0"/>
-            </w:pPr>
             <w:r>
               <w:rPr>
                 <w:b/>
@@ -1397,7 +1278,6 @@
         </w:tc>
       </w:tr>
       <w:tr>
-        <w:trPr/>
         <w:tc>
           <w:tcPr>
             <w:tcW w:w="900" w:type="dxa"/>
@@ -1415,12 +1295,8 @@
             </w:tcMar>
           </w:tcPr>
           <w:p>
-            <w:pPr>
-              <w:spacing w:before="0" w:after="0"/>
-            </w:pPr>
-            <w:r>
-              <w:rPr>
-                <w:color w:val="1F2937"/>
+            <w:r>
+              <w:rPr>
                 <w:sz w:val="19"/>
                 <w:szCs w:val="19"/>
               </w:rPr>
@@ -1445,12 +1321,8 @@
             </w:tcMar>
           </w:tcPr>
           <w:p>
-            <w:pPr>
-              <w:spacing w:before="0" w:after="0"/>
-            </w:pPr>
-            <w:r>
-              <w:rPr>
-                <w:color w:val="1F2937"/>
+            <w:r>
+              <w:rPr>
                 <w:sz w:val="19"/>
                 <w:szCs w:val="19"/>
               </w:rPr>
@@ -1475,12 +1347,8 @@
             </w:tcMar>
           </w:tcPr>
           <w:p>
-            <w:pPr>
-              <w:spacing w:before="0" w:after="0"/>
-            </w:pPr>
-            <w:r>
-              <w:rPr>
-                <w:color w:val="1F2937"/>
+            <w:r>
+              <w:rPr>
                 <w:sz w:val="19"/>
                 <w:szCs w:val="19"/>
               </w:rPr>
@@ -1505,12 +1373,8 @@
             </w:tcMar>
           </w:tcPr>
           <w:p>
-            <w:pPr>
-              <w:spacing w:before="0" w:after="0"/>
-            </w:pPr>
-            <w:r>
-              <w:rPr>
-                <w:color w:val="1F2937"/>
+            <w:r>
+              <w:rPr>
                 <w:sz w:val="19"/>
                 <w:szCs w:val="19"/>
               </w:rPr>
@@ -1520,7 +1384,6 @@
         </w:tc>
       </w:tr>
       <w:tr>
-        <w:trPr/>
         <w:tc>
           <w:tcPr>
             <w:tcW w:w="900" w:type="dxa"/>
@@ -1539,12 +1402,8 @@
             </w:tcMar>
           </w:tcPr>
           <w:p>
-            <w:pPr>
-              <w:spacing w:before="0" w:after="0"/>
-            </w:pPr>
-            <w:r>
-              <w:rPr>
-                <w:color w:val="1F2937"/>
+            <w:r>
+              <w:rPr>
                 <w:sz w:val="19"/>
                 <w:szCs w:val="19"/>
               </w:rPr>
@@ -1570,12 +1429,8 @@
             </w:tcMar>
           </w:tcPr>
           <w:p>
-            <w:pPr>
-              <w:spacing w:before="0" w:after="0"/>
-            </w:pPr>
-            <w:r>
-              <w:rPr>
-                <w:color w:val="1F2937"/>
+            <w:r>
+              <w:rPr>
                 <w:sz w:val="19"/>
                 <w:szCs w:val="19"/>
               </w:rPr>
@@ -1601,12 +1456,8 @@
             </w:tcMar>
           </w:tcPr>
           <w:p>
-            <w:pPr>
-              <w:spacing w:before="0" w:after="0"/>
-            </w:pPr>
-            <w:r>
-              <w:rPr>
-                <w:color w:val="1F2937"/>
+            <w:r>
+              <w:rPr>
                 <w:sz w:val="19"/>
                 <w:szCs w:val="19"/>
               </w:rPr>
@@ -1632,12 +1483,8 @@
             </w:tcMar>
           </w:tcPr>
           <w:p>
-            <w:pPr>
-              <w:spacing w:before="0" w:after="0"/>
-            </w:pPr>
-            <w:r>
-              <w:rPr>
-                <w:color w:val="1F2937"/>
+            <w:r>
+              <w:rPr>
                 <w:sz w:val="19"/>
                 <w:szCs w:val="19"/>
               </w:rPr>
@@ -1647,7 +1494,6 @@
         </w:tc>
       </w:tr>
       <w:tr>
-        <w:trPr/>
         <w:tc>
           <w:tcPr>
             <w:tcW w:w="900" w:type="dxa"/>
@@ -1665,12 +1511,8 @@
             </w:tcMar>
           </w:tcPr>
           <w:p>
-            <w:pPr>
-              <w:spacing w:before="0" w:after="0"/>
-            </w:pPr>
-            <w:r>
-              <w:rPr>
-                <w:color w:val="1F2937"/>
+            <w:r>
+              <w:rPr>
                 <w:sz w:val="19"/>
                 <w:szCs w:val="19"/>
               </w:rPr>
@@ -1695,12 +1537,8 @@
             </w:tcMar>
           </w:tcPr>
           <w:p>
-            <w:pPr>
-              <w:spacing w:before="0" w:after="0"/>
-            </w:pPr>
-            <w:r>
-              <w:rPr>
-                <w:color w:val="1F2937"/>
+            <w:r>
+              <w:rPr>
                 <w:sz w:val="19"/>
                 <w:szCs w:val="19"/>
               </w:rPr>
@@ -1725,12 +1563,8 @@
             </w:tcMar>
           </w:tcPr>
           <w:p>
-            <w:pPr>
-              <w:spacing w:before="0" w:after="0"/>
-            </w:pPr>
-            <w:r>
-              <w:rPr>
-                <w:color w:val="1F2937"/>
+            <w:r>
+              <w:rPr>
                 <w:sz w:val="19"/>
                 <w:szCs w:val="19"/>
               </w:rPr>
@@ -1755,12 +1589,8 @@
             </w:tcMar>
           </w:tcPr>
           <w:p>
-            <w:pPr>
-              <w:spacing w:before="0" w:after="0"/>
-            </w:pPr>
-            <w:r>
-              <w:rPr>
-                <w:color w:val="1F2937"/>
+            <w:r>
+              <w:rPr>
                 <w:sz w:val="19"/>
                 <w:szCs w:val="19"/>
               </w:rPr>
@@ -1770,7 +1600,6 @@
         </w:tc>
       </w:tr>
       <w:tr>
-        <w:trPr/>
         <w:tc>
           <w:tcPr>
             <w:tcW w:w="900" w:type="dxa"/>
@@ -1789,12 +1618,8 @@
             </w:tcMar>
           </w:tcPr>
           <w:p>
-            <w:pPr>
-              <w:spacing w:before="0" w:after="0"/>
-            </w:pPr>
-            <w:r>
-              <w:rPr>
-                <w:color w:val="1F2937"/>
+            <w:r>
+              <w:rPr>
                 <w:sz w:val="19"/>
                 <w:szCs w:val="19"/>
               </w:rPr>
@@ -1820,12 +1645,8 @@
             </w:tcMar>
           </w:tcPr>
           <w:p>
-            <w:pPr>
-              <w:spacing w:before="0" w:after="0"/>
-            </w:pPr>
-            <w:r>
-              <w:rPr>
-                <w:color w:val="1F2937"/>
+            <w:r>
+              <w:rPr>
                 <w:sz w:val="19"/>
                 <w:szCs w:val="19"/>
               </w:rPr>
@@ -1851,12 +1672,8 @@
             </w:tcMar>
           </w:tcPr>
           <w:p>
-            <w:pPr>
-              <w:spacing w:before="0" w:after="0"/>
-            </w:pPr>
-            <w:r>
-              <w:rPr>
-                <w:color w:val="1F2937"/>
+            <w:r>
+              <w:rPr>
                 <w:sz w:val="19"/>
                 <w:szCs w:val="19"/>
               </w:rPr>
@@ -1882,12 +1699,8 @@
             </w:tcMar>
           </w:tcPr>
           <w:p>
-            <w:pPr>
-              <w:spacing w:before="0" w:after="0"/>
-            </w:pPr>
-            <w:r>
-              <w:rPr>
-                <w:color w:val="1F2937"/>
+            <w:r>
+              <w:rPr>
                 <w:sz w:val="19"/>
                 <w:szCs w:val="19"/>
               </w:rPr>
@@ -1897,7 +1710,6 @@
         </w:tc>
       </w:tr>
       <w:tr>
-        <w:trPr/>
         <w:tc>
           <w:tcPr>
             <w:tcW w:w="900" w:type="dxa"/>
@@ -1915,12 +1727,8 @@
             </w:tcMar>
           </w:tcPr>
           <w:p>
-            <w:pPr>
-              <w:spacing w:before="0" w:after="0"/>
-            </w:pPr>
-            <w:r>
-              <w:rPr>
-                <w:color w:val="1F2937"/>
+            <w:r>
+              <w:rPr>
                 <w:sz w:val="19"/>
                 <w:szCs w:val="19"/>
               </w:rPr>
@@ -1945,12 +1753,8 @@
             </w:tcMar>
           </w:tcPr>
           <w:p>
-            <w:pPr>
-              <w:spacing w:before="0" w:after="0"/>
-            </w:pPr>
-            <w:r>
-              <w:rPr>
-                <w:color w:val="1F2937"/>
+            <w:r>
+              <w:rPr>
                 <w:sz w:val="19"/>
                 <w:szCs w:val="19"/>
               </w:rPr>
@@ -1975,12 +1779,8 @@
             </w:tcMar>
           </w:tcPr>
           <w:p>
-            <w:pPr>
-              <w:spacing w:before="0" w:after="0"/>
-            </w:pPr>
-            <w:r>
-              <w:rPr>
-                <w:color w:val="1F2937"/>
+            <w:r>
+              <w:rPr>
                 <w:sz w:val="19"/>
                 <w:szCs w:val="19"/>
               </w:rPr>
@@ -2005,12 +1805,8 @@
             </w:tcMar>
           </w:tcPr>
           <w:p>
-            <w:pPr>
-              <w:spacing w:before="0" w:after="0"/>
-            </w:pPr>
-            <w:r>
-              <w:rPr>
-                <w:color w:val="1F2937"/>
+            <w:r>
+              <w:rPr>
                 <w:sz w:val="19"/>
                 <w:szCs w:val="19"/>
               </w:rPr>
@@ -2020,7 +1816,6 @@
         </w:tc>
       </w:tr>
       <w:tr>
-        <w:trPr/>
         <w:tc>
           <w:tcPr>
             <w:tcW w:w="900" w:type="dxa"/>
@@ -2039,12 +1834,8 @@
             </w:tcMar>
           </w:tcPr>
           <w:p>
-            <w:pPr>
-              <w:spacing w:before="0" w:after="0"/>
-            </w:pPr>
-            <w:r>
-              <w:rPr>
-                <w:color w:val="1F2937"/>
+            <w:r>
+              <w:rPr>
                 <w:sz w:val="19"/>
                 <w:szCs w:val="19"/>
               </w:rPr>
@@ -2070,12 +1861,8 @@
             </w:tcMar>
           </w:tcPr>
           <w:p>
-            <w:pPr>
-              <w:spacing w:before="0" w:after="0"/>
-            </w:pPr>
-            <w:r>
-              <w:rPr>
-                <w:color w:val="1F2937"/>
+            <w:r>
+              <w:rPr>
                 <w:sz w:val="19"/>
                 <w:szCs w:val="19"/>
               </w:rPr>
@@ -2101,12 +1888,8 @@
             </w:tcMar>
           </w:tcPr>
           <w:p>
-            <w:pPr>
-              <w:spacing w:before="0" w:after="0"/>
-            </w:pPr>
-            <w:r>
-              <w:rPr>
-                <w:color w:val="1F2937"/>
+            <w:r>
+              <w:rPr>
                 <w:sz w:val="19"/>
                 <w:szCs w:val="19"/>
               </w:rPr>
@@ -2132,12 +1915,8 @@
             </w:tcMar>
           </w:tcPr>
           <w:p>
-            <w:pPr>
-              <w:spacing w:before="0" w:after="0"/>
-            </w:pPr>
-            <w:r>
-              <w:rPr>
-                <w:color w:val="1F2937"/>
+            <w:r>
+              <w:rPr>
                 <w:sz w:val="19"/>
                 <w:szCs w:val="19"/>
               </w:rPr>
@@ -2147,7 +1926,6 @@
         </w:tc>
       </w:tr>
       <w:tr>
-        <w:trPr/>
         <w:tc>
           <w:tcPr>
             <w:tcW w:w="900" w:type="dxa"/>
@@ -2165,12 +1943,8 @@
             </w:tcMar>
           </w:tcPr>
           <w:p>
-            <w:pPr>
-              <w:spacing w:before="0" w:after="0"/>
-            </w:pPr>
-            <w:r>
-              <w:rPr>
-                <w:color w:val="1F2937"/>
+            <w:r>
+              <w:rPr>
                 <w:sz w:val="19"/>
                 <w:szCs w:val="19"/>
               </w:rPr>
@@ -2195,12 +1969,8 @@
             </w:tcMar>
           </w:tcPr>
           <w:p>
-            <w:pPr>
-              <w:spacing w:before="0" w:after="0"/>
-            </w:pPr>
-            <w:r>
-              <w:rPr>
-                <w:color w:val="1F2937"/>
+            <w:r>
+              <w:rPr>
                 <w:sz w:val="19"/>
                 <w:szCs w:val="19"/>
               </w:rPr>
@@ -2225,12 +1995,8 @@
             </w:tcMar>
           </w:tcPr>
           <w:p>
-            <w:pPr>
-              <w:spacing w:before="0" w:after="0"/>
-            </w:pPr>
-            <w:r>
-              <w:rPr>
-                <w:color w:val="1F2937"/>
+            <w:r>
+              <w:rPr>
                 <w:sz w:val="19"/>
                 <w:szCs w:val="19"/>
               </w:rPr>
@@ -2255,12 +2021,8 @@
             </w:tcMar>
           </w:tcPr>
           <w:p>
-            <w:pPr>
-              <w:spacing w:before="0" w:after="0"/>
-            </w:pPr>
-            <w:r>
-              <w:rPr>
-                <w:color w:val="1F2937"/>
+            <w:r>
+              <w:rPr>
                 <w:sz w:val="19"/>
                 <w:szCs w:val="19"/>
               </w:rPr>
@@ -2270,7 +2032,6 @@
         </w:tc>
       </w:tr>
       <w:tr>
-        <w:trPr/>
         <w:tc>
           <w:tcPr>
             <w:tcW w:w="900" w:type="dxa"/>
@@ -2289,12 +2050,8 @@
             </w:tcMar>
           </w:tcPr>
           <w:p>
-            <w:pPr>
-              <w:spacing w:before="0" w:after="0"/>
-            </w:pPr>
-            <w:r>
-              <w:rPr>
-                <w:color w:val="1F2937"/>
+            <w:r>
+              <w:rPr>
                 <w:sz w:val="19"/>
                 <w:szCs w:val="19"/>
               </w:rPr>
@@ -2320,12 +2077,8 @@
             </w:tcMar>
           </w:tcPr>
           <w:p>
-            <w:pPr>
-              <w:spacing w:before="0" w:after="0"/>
-            </w:pPr>
-            <w:r>
-              <w:rPr>
-                <w:color w:val="1F2937"/>
+            <w:r>
+              <w:rPr>
                 <w:sz w:val="19"/>
                 <w:szCs w:val="19"/>
               </w:rPr>
@@ -2351,12 +2104,8 @@
             </w:tcMar>
           </w:tcPr>
           <w:p>
-            <w:pPr>
-              <w:spacing w:before="0" w:after="0"/>
-            </w:pPr>
-            <w:r>
-              <w:rPr>
-                <w:color w:val="1F2937"/>
+            <w:r>
+              <w:rPr>
                 <w:sz w:val="19"/>
                 <w:szCs w:val="19"/>
               </w:rPr>
@@ -2382,12 +2131,8 @@
             </w:tcMar>
           </w:tcPr>
           <w:p>
-            <w:pPr>
-              <w:spacing w:before="0" w:after="0"/>
-            </w:pPr>
-            <w:r>
-              <w:rPr>
-                <w:color w:val="1F2937"/>
+            <w:r>
+              <w:rPr>
                 <w:sz w:val="19"/>
                 <w:szCs w:val="19"/>
               </w:rPr>
@@ -2399,7 +2144,7 @@
     </w:tbl>
     <w:p>
       <w:pPr>
-        <w:spacing w:before="80" w:after="0"/>
+        <w:spacing w:before="80"/>
       </w:pPr>
     </w:p>
     <w:p>
@@ -2440,18 +2185,15 @@
       </w:pPr>
       <w:r>
         <w:rPr>
-          <w:b/>
-          <w:bCs/>
           <w:color w:val="444444"/>
-          <w:sz w:val="26"/>
-          <w:szCs w:val="26"/>
         </w:rPr>
-        <w:t xml:space="preserve">03.  Recommended Owner-Directed Authorizations</w:t>
+        <w:lastRenderedPageBreak/>
+        <w:t>03.  Recommended Owner-Directed Authorizations</w:t>
       </w:r>
     </w:p>
     <w:p>
       <w:pPr>
-        <w:spacing w:before="80" w:after="0"/>
+        <w:spacing w:before="80"/>
       </w:pPr>
     </w:p>
     <w:p>
@@ -2459,17 +2201,12 @@
         <w:spacing w:before="40" w:after="80"/>
       </w:pPr>
       <w:r>
-        <w:rPr>
-          <w:color w:val="1F2937"/>
-          <w:sz w:val="20"/>
-          <w:szCs w:val="20"/>
-        </w:rPr>
         <w:t>In the course of Track A analysis, M4D has identified two additional due diligence items that are necessary inputs for Gate 0 completion but are outside the professional service fee. M4D recommends that WHA authorize these directly with appropriate vendors, and that the resulting reports be provided to M4D for incorporation into the ROM and gap analysis.</w:t>
       </w:r>
     </w:p>
     <w:p>
       <w:pPr>
-        <w:spacing w:before="60" w:after="0"/>
+        <w:spacing w:before="60"/>
       </w:pPr>
     </w:p>
     <w:p>
@@ -2478,13 +2215,9 @@
       </w:pPr>
       <w:r>
         <w:rPr>
-          <w:b/>
-          <w:bCs/>
           <w:color w:val="196B23"/>
-          <w:sz w:val="22"/>
-          <w:szCs w:val="22"/>
         </w:rPr>
-        <w:t xml:space="preserve">3.1  Geotechnical Investigation (Soil Borings)</w:t>
+        <w:t>3.1  Geotechnical Investigation (Soil Borings)</w:t>
       </w:r>
     </w:p>
     <w:p>
@@ -2503,7 +2236,6 @@
       </w:r>
       <w:r>
         <w:rPr>
-          <w:color w:val="1F2937"/>
           <w:sz w:val="19"/>
           <w:szCs w:val="19"/>
         </w:rPr>
@@ -2515,17 +2247,12 @@
         <w:spacing w:before="40" w:after="80"/>
       </w:pPr>
       <w:r>
-        <w:rPr>
-          <w:color w:val="1F2937"/>
-          <w:sz w:val="20"/>
-          <w:szCs w:val="20"/>
-        </w:rPr>
         <w:t>Soil bearing capacity is a critical input for foundation design across all construction types — and is especially essential for the recommended off-site modular option (Type B), which requires precise bearing confirmation at module set points. Without geotechnical data, the modular foundation ROM carries elevated uncertainty. M4D recommends that WHA authorize a licensed geotechnical engineer to perform a minimum of four (4) test borings distributed across the 1.39-acre site. Results should be provided to M4D upon receipt for incorporation into the final Gate 0 ROM lock.</w:t>
       </w:r>
     </w:p>
     <w:p>
       <w:pPr>
-        <w:spacing w:before="80" w:after="0"/>
+        <w:spacing w:before="80"/>
       </w:pPr>
     </w:p>
     <w:p>
@@ -2534,13 +2261,9 @@
       </w:pPr>
       <w:r>
         <w:rPr>
-          <w:b/>
-          <w:bCs/>
           <w:color w:val="196B23"/>
-          <w:sz w:val="22"/>
-          <w:szCs w:val="22"/>
         </w:rPr>
-        <w:t xml:space="preserve">3.2  Geothermal Feasibility and Alt-Energy Exploration</w:t>
+        <w:t>3.2  Geothermal Feasibility and Alt-Energy Exploration</w:t>
       </w:r>
     </w:p>
     <w:p>
@@ -2559,7 +2282,6 @@
       </w:r>
       <w:r>
         <w:rPr>
-          <w:color w:val="1F2937"/>
           <w:sz w:val="19"/>
           <w:szCs w:val="19"/>
         </w:rPr>
@@ -2571,17 +2293,12 @@
         <w:spacing w:before="40" w:after="80"/>
       </w:pPr>
       <w:r>
-        <w:rPr>
-          <w:color w:val="1F2937"/>
-          <w:sz w:val="20"/>
-          <w:szCs w:val="20"/>
-        </w:rPr>
         <w:t>At 36–40 units, a shared geothermal bore field becomes economically viable on a per-unit basis and is a meaningful differentiator for WHA’s energy cost and long-term operating expense profile. The ROM analysis includes a budgetary allowance for this system; however, a formal feasibility report (geo exchange capacity, bore count, loop field sizing) is required to confirm viability before committing design resources. A community solar PV array and shared rainwater harvesting system are included as alternates in the same analysis scope. M4D is prepared to coordinate the engagement of a qualified consultant for this scope on WHA’s behalf, or WHA may engage directly.</w:t>
       </w:r>
     </w:p>
     <w:p>
       <w:pPr>
-        <w:spacing w:before="60" w:after="0"/>
+        <w:spacing w:before="60"/>
       </w:pPr>
     </w:p>
     <w:p>
@@ -2593,8 +2310,6 @@
           <w:i/>
           <w:iCs/>
           <w:color w:val="555555"/>
-          <w:sz w:val="20"/>
-          <w:szCs w:val="20"/>
         </w:rPr>
         <w:t>M4D will incorporate the results of both items above into the final ALDi™ G0 ROM lock and WHA presentation package at no additional fee, provided reports are received prior to Week 3 of the Track A schedule.</w:t>
       </w:r>
@@ -2612,18 +2327,15 @@
       </w:pPr>
       <w:r>
         <w:rPr>
-          <w:b/>
-          <w:bCs/>
           <w:color w:val="444444"/>
-          <w:sz w:val="26"/>
-          <w:szCs w:val="26"/>
         </w:rPr>
-        <w:t xml:space="preserve">04.  Fee Summary — Track A (Fixed Fee)</w:t>
+        <w:lastRenderedPageBreak/>
+        <w:t>04.  Fee Summary — Track A (Fixed Fee)</w:t>
       </w:r>
     </w:p>
     <w:p>
       <w:pPr>
-        <w:spacing w:before="80" w:after="0"/>
+        <w:spacing w:before="80"/>
       </w:pPr>
     </w:p>
     <w:tbl>
@@ -2651,7 +2363,6 @@
         <w:gridCol w:w="1920"/>
       </w:tblGrid>
       <w:tr>
-        <w:trPr/>
         <w:tc>
           <w:tcPr>
             <w:tcW w:w="900" w:type="dxa"/>
@@ -2670,9 +2381,6 @@
             </w:tcMar>
           </w:tcPr>
           <w:p>
-            <w:pPr>
-              <w:spacing w:before="0" w:after="0"/>
-            </w:pPr>
             <w:r>
               <w:rPr>
                 <w:b/>
@@ -2703,9 +2411,6 @@
             </w:tcMar>
           </w:tcPr>
           <w:p>
-            <w:pPr>
-              <w:spacing w:before="0" w:after="0"/>
-            </w:pPr>
             <w:r>
               <w:rPr>
                 <w:b/>
@@ -2736,9 +2441,6 @@
             </w:tcMar>
           </w:tcPr>
           <w:p>
-            <w:pPr>
-              <w:spacing w:before="0" w:after="0"/>
-            </w:pPr>
             <w:r>
               <w:rPr>
                 <w:b/>
@@ -2769,9 +2471,6 @@
             </w:tcMar>
           </w:tcPr>
           <w:p>
-            <w:pPr>
-              <w:spacing w:before="0" w:after="0"/>
-            </w:pPr>
             <w:r>
               <w:rPr>
                 <w:b/>
@@ -2802,9 +2501,6 @@
             </w:tcMar>
           </w:tcPr>
           <w:p>
-            <w:pPr>
-              <w:spacing w:before="0" w:after="0"/>
-            </w:pPr>
             <w:r>
               <w:rPr>
                 <w:b/>
@@ -2819,7 +2515,6 @@
         </w:tc>
       </w:tr>
       <w:tr>
-        <w:trPr/>
         <w:tc>
           <w:tcPr>
             <w:tcW w:w="900" w:type="dxa"/>
@@ -2837,12 +2532,8 @@
             </w:tcMar>
           </w:tcPr>
           <w:p>
-            <w:pPr>
-              <w:spacing w:before="0" w:after="0"/>
-            </w:pPr>
-            <w:r>
-              <w:rPr>
-                <w:color w:val="1F2937"/>
+            <w:r>
+              <w:rPr>
                 <w:sz w:val="19"/>
                 <w:szCs w:val="19"/>
               </w:rPr>
@@ -2867,12 +2558,8 @@
             </w:tcMar>
           </w:tcPr>
           <w:p>
-            <w:pPr>
-              <w:spacing w:before="0" w:after="0"/>
-            </w:pPr>
-            <w:r>
-              <w:rPr>
-                <w:color w:val="1F2937"/>
+            <w:r>
+              <w:rPr>
                 <w:sz w:val="19"/>
                 <w:szCs w:val="19"/>
               </w:rPr>
@@ -2897,12 +2584,8 @@
             </w:tcMar>
           </w:tcPr>
           <w:p>
-            <w:pPr>
-              <w:spacing w:before="0" w:after="0"/>
-            </w:pPr>
-            <w:r>
-              <w:rPr>
-                <w:color w:val="1F2937"/>
+            <w:r>
+              <w:rPr>
                 <w:sz w:val="19"/>
                 <w:szCs w:val="19"/>
               </w:rPr>
@@ -2927,12 +2610,8 @@
             </w:tcMar>
           </w:tcPr>
           <w:p>
-            <w:pPr>
-              <w:spacing w:before="0" w:after="0"/>
-            </w:pPr>
-            <w:r>
-              <w:rPr>
-                <w:color w:val="1F2937"/>
+            <w:r>
+              <w:rPr>
                 <w:sz w:val="19"/>
                 <w:szCs w:val="19"/>
               </w:rPr>
@@ -2957,12 +2636,8 @@
             </w:tcMar>
           </w:tcPr>
           <w:p>
-            <w:pPr>
-              <w:spacing w:before="0" w:after="0"/>
-            </w:pPr>
-            <w:r>
-              <w:rPr>
-                <w:color w:val="1F2937"/>
+            <w:r>
+              <w:rPr>
                 <w:sz w:val="19"/>
                 <w:szCs w:val="19"/>
               </w:rPr>
@@ -2972,7 +2647,6 @@
         </w:tc>
       </w:tr>
       <w:tr>
-        <w:trPr/>
         <w:tc>
           <w:tcPr>
             <w:tcW w:w="900" w:type="dxa"/>
@@ -2991,12 +2665,8 @@
             </w:tcMar>
           </w:tcPr>
           <w:p>
-            <w:pPr>
-              <w:spacing w:before="0" w:after="0"/>
-            </w:pPr>
-            <w:r>
-              <w:rPr>
-                <w:color w:val="1F2937"/>
+            <w:r>
+              <w:rPr>
                 <w:sz w:val="19"/>
                 <w:szCs w:val="19"/>
               </w:rPr>
@@ -3022,12 +2692,8 @@
             </w:tcMar>
           </w:tcPr>
           <w:p>
-            <w:pPr>
-              <w:spacing w:before="0" w:after="0"/>
-            </w:pPr>
-            <w:r>
-              <w:rPr>
-                <w:color w:val="1F2937"/>
+            <w:r>
+              <w:rPr>
                 <w:sz w:val="19"/>
                 <w:szCs w:val="19"/>
               </w:rPr>
@@ -3053,12 +2719,8 @@
             </w:tcMar>
           </w:tcPr>
           <w:p>
-            <w:pPr>
-              <w:spacing w:before="0" w:after="0"/>
-            </w:pPr>
-            <w:r>
-              <w:rPr>
-                <w:color w:val="1F2937"/>
+            <w:r>
+              <w:rPr>
                 <w:sz w:val="19"/>
                 <w:szCs w:val="19"/>
               </w:rPr>
@@ -3084,12 +2746,8 @@
             </w:tcMar>
           </w:tcPr>
           <w:p>
-            <w:pPr>
-              <w:spacing w:before="0" w:after="0"/>
-            </w:pPr>
-            <w:r>
-              <w:rPr>
-                <w:color w:val="1F2937"/>
+            <w:r>
+              <w:rPr>
                 <w:sz w:val="19"/>
                 <w:szCs w:val="19"/>
               </w:rPr>
@@ -3115,12 +2773,8 @@
             </w:tcMar>
           </w:tcPr>
           <w:p>
-            <w:pPr>
-              <w:spacing w:before="0" w:after="0"/>
-            </w:pPr>
-            <w:r>
-              <w:rPr>
-                <w:color w:val="1F2937"/>
+            <w:r>
+              <w:rPr>
                 <w:sz w:val="19"/>
                 <w:szCs w:val="19"/>
               </w:rPr>
@@ -3130,7 +2784,6 @@
         </w:tc>
       </w:tr>
       <w:tr>
-        <w:trPr/>
         <w:tc>
           <w:tcPr>
             <w:tcW w:w="900" w:type="dxa"/>
@@ -3148,12 +2801,8 @@
             </w:tcMar>
           </w:tcPr>
           <w:p>
-            <w:pPr>
-              <w:spacing w:before="0" w:after="0"/>
-            </w:pPr>
-            <w:r>
-              <w:rPr>
-                <w:color w:val="1F2937"/>
+            <w:r>
+              <w:rPr>
                 <w:sz w:val="19"/>
                 <w:szCs w:val="19"/>
               </w:rPr>
@@ -3178,12 +2827,8 @@
             </w:tcMar>
           </w:tcPr>
           <w:p>
-            <w:pPr>
-              <w:spacing w:before="0" w:after="0"/>
-            </w:pPr>
-            <w:r>
-              <w:rPr>
-                <w:color w:val="1F2937"/>
+            <w:r>
+              <w:rPr>
                 <w:sz w:val="19"/>
                 <w:szCs w:val="19"/>
               </w:rPr>
@@ -3208,12 +2853,8 @@
             </w:tcMar>
           </w:tcPr>
           <w:p>
-            <w:pPr>
-              <w:spacing w:before="0" w:after="0"/>
-            </w:pPr>
-            <w:r>
-              <w:rPr>
-                <w:color w:val="1F2937"/>
+            <w:r>
+              <w:rPr>
                 <w:sz w:val="19"/>
                 <w:szCs w:val="19"/>
               </w:rPr>
@@ -3238,12 +2879,8 @@
             </w:tcMar>
           </w:tcPr>
           <w:p>
-            <w:pPr>
-              <w:spacing w:before="0" w:after="0"/>
-            </w:pPr>
-            <w:r>
-              <w:rPr>
-                <w:color w:val="1F2937"/>
+            <w:r>
+              <w:rPr>
                 <w:sz w:val="19"/>
                 <w:szCs w:val="19"/>
               </w:rPr>
@@ -3268,12 +2905,8 @@
             </w:tcMar>
           </w:tcPr>
           <w:p>
-            <w:pPr>
-              <w:spacing w:before="0" w:after="0"/>
-            </w:pPr>
-            <w:r>
-              <w:rPr>
-                <w:color w:val="1F2937"/>
+            <w:r>
+              <w:rPr>
                 <w:sz w:val="19"/>
                 <w:szCs w:val="19"/>
               </w:rPr>
@@ -3283,7 +2916,6 @@
         </w:tc>
       </w:tr>
       <w:tr>
-        <w:trPr/>
         <w:tc>
           <w:tcPr>
             <w:tcW w:w="900" w:type="dxa"/>
@@ -3302,12 +2934,8 @@
             </w:tcMar>
           </w:tcPr>
           <w:p>
-            <w:pPr>
-              <w:spacing w:before="0" w:after="0"/>
-            </w:pPr>
-            <w:r>
-              <w:rPr>
-                <w:color w:val="1F2937"/>
+            <w:r>
+              <w:rPr>
                 <w:sz w:val="19"/>
                 <w:szCs w:val="19"/>
               </w:rPr>
@@ -3333,12 +2961,8 @@
             </w:tcMar>
           </w:tcPr>
           <w:p>
-            <w:pPr>
-              <w:spacing w:before="0" w:after="0"/>
-            </w:pPr>
-            <w:r>
-              <w:rPr>
-                <w:color w:val="1F2937"/>
+            <w:r>
+              <w:rPr>
                 <w:sz w:val="19"/>
                 <w:szCs w:val="19"/>
               </w:rPr>
@@ -3364,12 +2988,8 @@
             </w:tcMar>
           </w:tcPr>
           <w:p>
-            <w:pPr>
-              <w:spacing w:before="0" w:after="0"/>
-            </w:pPr>
-            <w:r>
-              <w:rPr>
-                <w:color w:val="1F2937"/>
+            <w:r>
+              <w:rPr>
                 <w:sz w:val="19"/>
                 <w:szCs w:val="19"/>
               </w:rPr>
@@ -3395,12 +3015,8 @@
             </w:tcMar>
           </w:tcPr>
           <w:p>
-            <w:pPr>
-              <w:spacing w:before="0" w:after="0"/>
-            </w:pPr>
-            <w:r>
-              <w:rPr>
-                <w:color w:val="1F2937"/>
+            <w:r>
+              <w:rPr>
                 <w:sz w:val="19"/>
                 <w:szCs w:val="19"/>
               </w:rPr>
@@ -3426,12 +3042,8 @@
             </w:tcMar>
           </w:tcPr>
           <w:p>
-            <w:pPr>
-              <w:spacing w:before="0" w:after="0"/>
-            </w:pPr>
-            <w:r>
-              <w:rPr>
-                <w:color w:val="1F2937"/>
+            <w:r>
+              <w:rPr>
                 <w:sz w:val="19"/>
                 <w:szCs w:val="19"/>
               </w:rPr>
@@ -3441,7 +3053,6 @@
         </w:tc>
       </w:tr>
       <w:tr>
-        <w:trPr/>
         <w:tc>
           <w:tcPr>
             <w:tcW w:w="900" w:type="dxa"/>
@@ -3459,12 +3070,8 @@
             </w:tcMar>
           </w:tcPr>
           <w:p>
-            <w:pPr>
-              <w:spacing w:before="0" w:after="0"/>
-            </w:pPr>
-            <w:r>
-              <w:rPr>
-                <w:color w:val="1F2937"/>
+            <w:r>
+              <w:rPr>
                 <w:sz w:val="19"/>
                 <w:szCs w:val="19"/>
               </w:rPr>
@@ -3489,12 +3096,8 @@
             </w:tcMar>
           </w:tcPr>
           <w:p>
-            <w:pPr>
-              <w:spacing w:before="0" w:after="0"/>
-            </w:pPr>
-            <w:r>
-              <w:rPr>
-                <w:color w:val="1F2937"/>
+            <w:r>
+              <w:rPr>
                 <w:sz w:val="19"/>
                 <w:szCs w:val="19"/>
               </w:rPr>
@@ -3519,12 +3122,8 @@
             </w:tcMar>
           </w:tcPr>
           <w:p>
-            <w:pPr>
-              <w:spacing w:before="0" w:after="0"/>
-            </w:pPr>
-            <w:r>
-              <w:rPr>
-                <w:color w:val="1F2937"/>
+            <w:r>
+              <w:rPr>
                 <w:sz w:val="19"/>
                 <w:szCs w:val="19"/>
               </w:rPr>
@@ -3549,12 +3148,8 @@
             </w:tcMar>
           </w:tcPr>
           <w:p>
-            <w:pPr>
-              <w:spacing w:before="0" w:after="0"/>
-            </w:pPr>
-            <w:r>
-              <w:rPr>
-                <w:color w:val="1F2937"/>
+            <w:r>
+              <w:rPr>
                 <w:sz w:val="19"/>
                 <w:szCs w:val="19"/>
               </w:rPr>
@@ -3579,12 +3174,8 @@
             </w:tcMar>
           </w:tcPr>
           <w:p>
-            <w:pPr>
-              <w:spacing w:before="0" w:after="0"/>
-            </w:pPr>
-            <w:r>
-              <w:rPr>
-                <w:color w:val="1F2937"/>
+            <w:r>
+              <w:rPr>
                 <w:sz w:val="19"/>
                 <w:szCs w:val="19"/>
               </w:rPr>
@@ -3594,7 +3185,6 @@
         </w:tc>
       </w:tr>
       <w:tr>
-        <w:trPr/>
         <w:tc>
           <w:tcPr>
             <w:tcW w:w="900" w:type="dxa"/>
@@ -3613,12 +3203,8 @@
             </w:tcMar>
           </w:tcPr>
           <w:p>
-            <w:pPr>
-              <w:spacing w:before="0" w:after="0"/>
-            </w:pPr>
-            <w:r>
-              <w:rPr>
-                <w:color w:val="1F2937"/>
+            <w:r>
+              <w:rPr>
                 <w:sz w:val="19"/>
                 <w:szCs w:val="19"/>
               </w:rPr>
@@ -3644,12 +3230,8 @@
             </w:tcMar>
           </w:tcPr>
           <w:p>
-            <w:pPr>
-              <w:spacing w:before="0" w:after="0"/>
-            </w:pPr>
-            <w:r>
-              <w:rPr>
-                <w:color w:val="1F2937"/>
+            <w:r>
+              <w:rPr>
                 <w:sz w:val="19"/>
                 <w:szCs w:val="19"/>
               </w:rPr>
@@ -3675,12 +3257,8 @@
             </w:tcMar>
           </w:tcPr>
           <w:p>
-            <w:pPr>
-              <w:spacing w:before="0" w:after="0"/>
-            </w:pPr>
-            <w:r>
-              <w:rPr>
-                <w:color w:val="1F2937"/>
+            <w:r>
+              <w:rPr>
                 <w:sz w:val="19"/>
                 <w:szCs w:val="19"/>
               </w:rPr>
@@ -3706,12 +3284,8 @@
             </w:tcMar>
           </w:tcPr>
           <w:p>
-            <w:pPr>
-              <w:spacing w:before="0" w:after="0"/>
-            </w:pPr>
-            <w:r>
-              <w:rPr>
-                <w:color w:val="1F2937"/>
+            <w:r>
+              <w:rPr>
                 <w:sz w:val="19"/>
                 <w:szCs w:val="19"/>
               </w:rPr>
@@ -3737,12 +3311,8 @@
             </w:tcMar>
           </w:tcPr>
           <w:p>
-            <w:pPr>
-              <w:spacing w:before="0" w:after="0"/>
-            </w:pPr>
-            <w:r>
-              <w:rPr>
-                <w:color w:val="1F2937"/>
+            <w:r>
+              <w:rPr>
                 <w:sz w:val="19"/>
                 <w:szCs w:val="19"/>
               </w:rPr>
@@ -3752,7 +3322,6 @@
         </w:tc>
       </w:tr>
       <w:tr>
-        <w:trPr/>
         <w:tc>
           <w:tcPr>
             <w:tcW w:w="900" w:type="dxa"/>
@@ -3770,12 +3339,8 @@
             </w:tcMar>
           </w:tcPr>
           <w:p>
-            <w:pPr>
-              <w:spacing w:before="0" w:after="0"/>
-            </w:pPr>
-            <w:r>
-              <w:rPr>
-                <w:color w:val="1F2937"/>
+            <w:r>
+              <w:rPr>
                 <w:sz w:val="19"/>
                 <w:szCs w:val="19"/>
               </w:rPr>
@@ -3800,12 +3365,8 @@
             </w:tcMar>
           </w:tcPr>
           <w:p>
-            <w:pPr>
-              <w:spacing w:before="0" w:after="0"/>
-            </w:pPr>
-            <w:r>
-              <w:rPr>
-                <w:color w:val="1F2937"/>
+            <w:r>
+              <w:rPr>
                 <w:sz w:val="19"/>
                 <w:szCs w:val="19"/>
               </w:rPr>
@@ -3830,12 +3391,8 @@
             </w:tcMar>
           </w:tcPr>
           <w:p>
-            <w:pPr>
-              <w:spacing w:before="0" w:after="0"/>
-            </w:pPr>
-            <w:r>
-              <w:rPr>
-                <w:color w:val="1F2937"/>
+            <w:r>
+              <w:rPr>
                 <w:sz w:val="19"/>
                 <w:szCs w:val="19"/>
               </w:rPr>
@@ -3860,12 +3417,8 @@
             </w:tcMar>
           </w:tcPr>
           <w:p>
-            <w:pPr>
-              <w:spacing w:before="0" w:after="0"/>
-            </w:pPr>
-            <w:r>
-              <w:rPr>
-                <w:color w:val="1F2937"/>
+            <w:r>
+              <w:rPr>
                 <w:sz w:val="19"/>
                 <w:szCs w:val="19"/>
               </w:rPr>
@@ -3890,12 +3443,8 @@
             </w:tcMar>
           </w:tcPr>
           <w:p>
-            <w:pPr>
-              <w:spacing w:before="0" w:after="0"/>
-            </w:pPr>
-            <w:r>
-              <w:rPr>
-                <w:color w:val="1F2937"/>
+            <w:r>
+              <w:rPr>
                 <w:sz w:val="19"/>
                 <w:szCs w:val="19"/>
               </w:rPr>
@@ -3905,7 +3454,6 @@
         </w:tc>
       </w:tr>
       <w:tr>
-        <w:trPr/>
         <w:tc>
           <w:tcPr>
             <w:tcW w:w="900" w:type="dxa"/>
@@ -3924,12 +3472,8 @@
             </w:tcMar>
           </w:tcPr>
           <w:p>
-            <w:pPr>
-              <w:spacing w:before="0" w:after="0"/>
-            </w:pPr>
-            <w:r>
-              <w:rPr>
-                <w:color w:val="1F2937"/>
+            <w:r>
+              <w:rPr>
                 <w:sz w:val="19"/>
                 <w:szCs w:val="19"/>
               </w:rPr>
@@ -3955,12 +3499,8 @@
             </w:tcMar>
           </w:tcPr>
           <w:p>
-            <w:pPr>
-              <w:spacing w:before="0" w:after="0"/>
-            </w:pPr>
-            <w:r>
-              <w:rPr>
-                <w:color w:val="1F2937"/>
+            <w:r>
+              <w:rPr>
                 <w:sz w:val="19"/>
                 <w:szCs w:val="19"/>
               </w:rPr>
@@ -3986,12 +3526,8 @@
             </w:tcMar>
           </w:tcPr>
           <w:p>
-            <w:pPr>
-              <w:spacing w:before="0" w:after="0"/>
-            </w:pPr>
-            <w:r>
-              <w:rPr>
-                <w:color w:val="1F2937"/>
+            <w:r>
+              <w:rPr>
                 <w:sz w:val="19"/>
                 <w:szCs w:val="19"/>
               </w:rPr>
@@ -4017,12 +3553,8 @@
             </w:tcMar>
           </w:tcPr>
           <w:p>
-            <w:pPr>
-              <w:spacing w:before="0" w:after="0"/>
-            </w:pPr>
-            <w:r>
-              <w:rPr>
-                <w:color w:val="1F2937"/>
+            <w:r>
+              <w:rPr>
                 <w:sz w:val="19"/>
                 <w:szCs w:val="19"/>
               </w:rPr>
@@ -4048,12 +3580,8 @@
             </w:tcMar>
           </w:tcPr>
           <w:p>
-            <w:pPr>
-              <w:spacing w:before="0" w:after="0"/>
-            </w:pPr>
-            <w:r>
-              <w:rPr>
-                <w:color w:val="1F2937"/>
+            <w:r>
+              <w:rPr>
                 <w:sz w:val="19"/>
                 <w:szCs w:val="19"/>
               </w:rPr>
@@ -4063,7 +3591,6 @@
         </w:tc>
       </w:tr>
       <w:tr>
-        <w:trPr/>
         <w:tc>
           <w:tcPr>
             <w:tcW w:w="900" w:type="dxa"/>
@@ -4081,10 +3608,26 @@
               <w:right w:w="140" w:type="dxa"/>
             </w:tcMar>
           </w:tcPr>
-          <w:p>
-            <w:pPr>
-              <w:spacing w:before="0" w:after="0"/>
-            </w:pPr>
+          <w:p/>
+        </w:tc>
+        <w:tc>
+          <w:tcPr>
+            <w:tcW w:w="3660" w:type="dxa"/>
+            <w:tcBorders>
+              <w:top w:val="single" w:sz="4" w:space="0" w:color="CCCCCC"/>
+              <w:left w:val="single" w:sz="4" w:space="0" w:color="CCCCCC"/>
+              <w:bottom w:val="single" w:sz="4" w:space="0" w:color="CCCCCC"/>
+              <w:right w:val="single" w:sz="4" w:space="0" w:color="CCCCCC"/>
+            </w:tcBorders>
+            <w:shd w:val="clear" w:color="auto" w:fill="F0F0F0"/>
+            <w:tcMar>
+              <w:top w:w="80" w:type="dxa"/>
+              <w:left w:w="140" w:type="dxa"/>
+              <w:bottom w:w="80" w:type="dxa"/>
+              <w:right w:w="140" w:type="dxa"/>
+            </w:tcMar>
+          </w:tcPr>
+          <w:p>
             <w:r>
               <w:rPr>
                 <w:b/>
@@ -4093,13 +3636,13 @@
                 <w:sz w:val="19"/>
                 <w:szCs w:val="19"/>
               </w:rPr>
-              <w:t/>
-            </w:r>
-          </w:p>
-        </w:tc>
-        <w:tc>
-          <w:tcPr>
-            <w:tcW w:w="3660" w:type="dxa"/>
+              <w:t>TRACK A TOTAL — FIXED FEE</w:t>
+            </w:r>
+          </w:p>
+        </w:tc>
+        <w:tc>
+          <w:tcPr>
+            <w:tcW w:w="1440" w:type="dxa"/>
             <w:tcBorders>
               <w:top w:val="single" w:sz="4" w:space="0" w:color="CCCCCC"/>
               <w:left w:val="single" w:sz="4" w:space="0" w:color="CCCCCC"/>
@@ -4115,9 +3658,6 @@
             </w:tcMar>
           </w:tcPr>
           <w:p>
-            <w:pPr>
-              <w:spacing w:before="0" w:after="0"/>
-            </w:pPr>
             <w:r>
               <w:rPr>
                 <w:b/>
@@ -4126,7 +3666,7 @@
                 <w:sz w:val="19"/>
                 <w:szCs w:val="19"/>
               </w:rPr>
-              <w:t>TRACK A TOTAL — FIXED FEE</w:t>
+              <w:t>89 hrs</w:t>
             </w:r>
           </w:p>
         </w:tc>
@@ -4148,9 +3688,6 @@
             </w:tcMar>
           </w:tcPr>
           <w:p>
-            <w:pPr>
-              <w:spacing w:before="0" w:after="0"/>
-            </w:pPr>
             <w:r>
               <w:rPr>
                 <w:b/>
@@ -4159,13 +3696,13 @@
                 <w:sz w:val="19"/>
                 <w:szCs w:val="19"/>
               </w:rPr>
-              <w:t>89 hrs</w:t>
-            </w:r>
-          </w:p>
-        </w:tc>
-        <w:tc>
-          <w:tcPr>
-            <w:tcW w:w="1440" w:type="dxa"/>
+              <w:t>—</w:t>
+            </w:r>
+          </w:p>
+        </w:tc>
+        <w:tc>
+          <w:tcPr>
+            <w:tcW w:w="1920" w:type="dxa"/>
             <w:tcBorders>
               <w:top w:val="single" w:sz="4" w:space="0" w:color="CCCCCC"/>
               <w:left w:val="single" w:sz="4" w:space="0" w:color="CCCCCC"/>
@@ -4181,42 +3718,6 @@
             </w:tcMar>
           </w:tcPr>
           <w:p>
-            <w:pPr>
-              <w:spacing w:before="0" w:after="0"/>
-            </w:pPr>
-            <w:r>
-              <w:rPr>
-                <w:b/>
-                <w:bCs/>
-                <w:color w:val="196B23"/>
-                <w:sz w:val="19"/>
-                <w:szCs w:val="19"/>
-              </w:rPr>
-              <w:t>—</w:t>
-            </w:r>
-          </w:p>
-        </w:tc>
-        <w:tc>
-          <w:tcPr>
-            <w:tcW w:w="1920" w:type="dxa"/>
-            <w:tcBorders>
-              <w:top w:val="single" w:sz="4" w:space="0" w:color="CCCCCC"/>
-              <w:left w:val="single" w:sz="4" w:space="0" w:color="CCCCCC"/>
-              <w:bottom w:val="single" w:sz="4" w:space="0" w:color="CCCCCC"/>
-              <w:right w:val="single" w:sz="4" w:space="0" w:color="CCCCCC"/>
-            </w:tcBorders>
-            <w:shd w:val="clear" w:color="auto" w:fill="F0F0F0"/>
-            <w:tcMar>
-              <w:top w:w="80" w:type="dxa"/>
-              <w:left w:w="140" w:type="dxa"/>
-              <w:bottom w:w="80" w:type="dxa"/>
-              <w:right w:w="140" w:type="dxa"/>
-            </w:tcMar>
-          </w:tcPr>
-          <w:p>
-            <w:pPr>
-              <w:spacing w:before="0" w:after="0"/>
-            </w:pPr>
             <w:r>
               <w:rPr>
                 <w:b/>
@@ -4233,7 +3734,7 @@
     </w:tbl>
     <w:p>
       <w:pPr>
-        <w:spacing w:before="100" w:after="0"/>
+        <w:spacing w:before="100"/>
       </w:pPr>
     </w:p>
     <w:tbl>
@@ -4257,7 +3758,6 @@
         <w:gridCol w:w="9360"/>
       </w:tblGrid>
       <w:tr>
-        <w:trPr/>
         <w:tc>
           <w:tcPr>
             <w:tcW w:w="9360" w:type="dxa"/>
@@ -4277,7 +3777,7 @@
           </w:tcPr>
           <w:p>
             <w:pPr>
-              <w:spacing w:before="0" w:after="60"/>
+              <w:spacing w:after="60"/>
             </w:pPr>
             <w:r>
               <w:rPr>
@@ -4291,9 +3791,6 @@
             </w:r>
           </w:p>
           <w:p>
-            <w:pPr>
-              <w:spacing w:before="0" w:after="0"/>
-            </w:pPr>
             <w:r>
               <w:rPr>
                 <w:color w:val="555555"/>
@@ -4308,7 +3805,7 @@
     </w:tbl>
     <w:p>
       <w:pPr>
-        <w:spacing w:before="80" w:after="0"/>
+        <w:spacing w:before="80"/>
       </w:pPr>
     </w:p>
     <w:tbl>
@@ -4332,7 +3829,6 @@
         <w:gridCol w:w="9360"/>
       </w:tblGrid>
       <w:tr>
-        <w:trPr/>
         <w:tc>
           <w:tcPr>
             <w:tcW w:w="9360" w:type="dxa"/>
@@ -4352,7 +3848,7 @@
           </w:tcPr>
           <w:p>
             <w:pPr>
-              <w:spacing w:before="0" w:after="60"/>
+              <w:spacing w:after="60"/>
             </w:pPr>
             <w:r>
               <w:rPr>
@@ -4374,11 +3870,6 @@
               <w:spacing w:before="40" w:after="40"/>
             </w:pPr>
             <w:r>
-              <w:rPr>
-                <w:color w:val="1F2937"/>
-                <w:sz w:val="20"/>
-                <w:szCs w:val="20"/>
-              </w:rPr>
               <w:t>Phase I Environmental Site Assessment — WHA-directed engagement</w:t>
             </w:r>
           </w:p>
@@ -4391,11 +3882,6 @@
               <w:spacing w:before="40" w:after="40"/>
             </w:pPr>
             <w:r>
-              <w:rPr>
-                <w:color w:val="1F2937"/>
-                <w:sz w:val="20"/>
-                <w:szCs w:val="20"/>
-              </w:rPr>
               <w:t>Geotechnical investigation / soil borings — WHA-directed engagement (see Section 03)</w:t>
             </w:r>
           </w:p>
@@ -4408,11 +3894,6 @@
               <w:spacing w:before="40" w:after="40"/>
             </w:pPr>
             <w:r>
-              <w:rPr>
-                <w:color w:val="1F2937"/>
-                <w:sz w:val="20"/>
-                <w:szCs w:val="20"/>
-              </w:rPr>
               <w:t>Geothermal or alt-energy formal feasibility study — WHA-directed or M4D-coordinated (see Section 03)</w:t>
             </w:r>
           </w:p>
@@ -4425,11 +3906,6 @@
               <w:spacing w:before="40" w:after="40"/>
             </w:pPr>
             <w:r>
-              <w:rPr>
-                <w:color w:val="1F2937"/>
-                <w:sz w:val="20"/>
-                <w:szCs w:val="20"/>
-              </w:rPr>
               <w:t>Civil, structural, or MEP engineering services — subconsultants to be engaged per Track B authorization</w:t>
             </w:r>
           </w:p>
@@ -4442,11 +3918,6 @@
               <w:spacing w:before="40" w:after="40"/>
             </w:pPr>
             <w:r>
-              <w:rPr>
-                <w:color w:val="1F2937"/>
-                <w:sz w:val="20"/>
-                <w:szCs w:val="20"/>
-              </w:rPr>
               <w:t>Reimbursable expenses — printing, travel, plotting billed at cost; estimated at $500 for Track A scope</w:t>
             </w:r>
           </w:p>
@@ -4466,18 +3937,15 @@
       </w:pPr>
       <w:r>
         <w:rPr>
-          <w:b/>
-          <w:bCs/>
           <w:color w:val="444444"/>
-          <w:sz w:val="26"/>
-          <w:szCs w:val="26"/>
         </w:rPr>
-        <w:t xml:space="preserve">05.  Track B — Architecture &amp; Engineering Services: Notice of Intent</w:t>
+        <w:lastRenderedPageBreak/>
+        <w:t>05.  Track B — Architecture &amp; Engineering Services: Notice of Intent</w:t>
       </w:r>
     </w:p>
     <w:p>
       <w:pPr>
-        <w:spacing w:before="80" w:after="0"/>
+        <w:spacing w:before="80"/>
       </w:pPr>
     </w:p>
     <w:tbl>
@@ -4501,7 +3969,6 @@
         <w:gridCol w:w="9360"/>
       </w:tblGrid>
       <w:tr>
-        <w:trPr/>
         <w:tc>
           <w:tcPr>
             <w:tcW w:w="9360" w:type="dxa"/>
@@ -4521,7 +3988,7 @@
           </w:tcPr>
           <w:p>
             <w:pPr>
-              <w:spacing w:before="0" w:after="80"/>
+              <w:spacing w:after="80"/>
             </w:pPr>
             <w:r>
               <w:rPr>
@@ -4536,7 +4003,7 @@
           </w:p>
           <w:p>
             <w:pPr>
-              <w:spacing w:before="0" w:after="100"/>
+              <w:spacing w:after="100"/>
             </w:pPr>
             <w:r>
               <w:rPr>
@@ -4546,12 +4013,12 @@
                 <w:sz w:val="19"/>
                 <w:szCs w:val="19"/>
               </w:rPr>
-              <w:t xml:space="preserve">1212 Lobdel Avenue — Multi-Unit Affordable Infill Housing  ·  Merge 4 Design LLC</w:t>
+              <w:t>1212 Lobdel Avenue — Multi-Unit Affordable Infill Housing  ·  Merge 4 Design LLC</w:t>
             </w:r>
           </w:p>
           <w:p>
             <w:pPr>
-              <w:spacing w:before="0" w:after="60"/>
+              <w:spacing w:after="60"/>
             </w:pPr>
             <w:r>
               <w:rPr>
@@ -4566,14 +4033,9 @@
           </w:p>
           <w:p>
             <w:pPr>
-              <w:spacing w:before="0" w:after="80"/>
+              <w:spacing w:after="80"/>
             </w:pPr>
             <w:r>
-              <w:rPr>
-                <w:color w:val="1F2937"/>
-                <w:sz w:val="20"/>
-                <w:szCs w:val="20"/>
-              </w:rPr>
               <w:t>Merge 4 Design LLC (M4D) intends to submit a complete fee proposal for Track B Architecture &amp; Engineering services — covering Schematic Design through Construction Administration — upon completion of the Track A predevelopment intelligence package and WHA’s selection of a preferred yield scenario and construction type.</w:t>
             </w:r>
           </w:p>
@@ -4582,11 +4044,6 @@
               <w:spacing w:before="80" w:after="60"/>
             </w:pPr>
             <w:r>
-              <w:rPr>
-                <w:color w:val="1F2937"/>
-                <w:sz w:val="20"/>
-                <w:szCs w:val="20"/>
-              </w:rPr>
               <w:t>Track B fee development requires the following inputs from Track A and WHA:</w:t>
             </w:r>
           </w:p>
@@ -4599,11 +4056,6 @@
               <w:spacing w:before="40" w:after="40"/>
             </w:pPr>
             <w:r>
-              <w:rPr>
-                <w:color w:val="1F2937"/>
-                <w:sz w:val="20"/>
-                <w:szCs w:val="20"/>
-              </w:rPr>
               <w:t>Confirmed yield scenario (Scenario I, II, or III — unit count, unit width)</w:t>
             </w:r>
           </w:p>
@@ -4616,11 +4068,6 @@
               <w:spacing w:before="40" w:after="40"/>
             </w:pPr>
             <w:r>
-              <w:rPr>
-                <w:color w:val="1F2937"/>
-                <w:sz w:val="20"/>
-                <w:szCs w:val="20"/>
-              </w:rPr>
               <w:t>WHA-selected construction type (Type A CLT/SIP, Type B Off-Site Modular, or Type C Stick-Build) — each type carries materially different documentation and coordination effort</w:t>
             </w:r>
           </w:p>
@@ -4633,11 +4080,6 @@
               <w:spacing w:before="40" w:after="40"/>
             </w:pPr>
             <w:r>
-              <w:rPr>
-                <w:color w:val="1F2937"/>
-                <w:sz w:val="20"/>
-                <w:szCs w:val="20"/>
-              </w:rPr>
               <w:t>Geotechnical and Phase I ESA results, which affect foundation and structural subconsultant scope</w:t>
             </w:r>
           </w:p>
@@ -4650,22 +4092,17 @@
               <w:spacing w:before="40" w:after="40"/>
             </w:pPr>
             <w:r>
-              <w:rPr>
-                <w:color w:val="1F2937"/>
-                <w:sz w:val="20"/>
-                <w:szCs w:val="20"/>
-              </w:rPr>
               <w:t>WHA financing structure and subsidy sources, which may impose additional documentation requirements (LIHTC, HOME, HUD Section 3)</w:t>
             </w:r>
           </w:p>
           <w:p>
             <w:pPr>
-              <w:spacing w:before="80" w:after="0"/>
+              <w:spacing w:before="80"/>
             </w:pPr>
           </w:p>
           <w:p>
             <w:pPr>
-              <w:spacing w:before="0" w:after="60"/>
+              <w:spacing w:after="60"/>
             </w:pPr>
             <w:r>
               <w:rPr>
@@ -4701,7 +4138,6 @@
               <w:gridCol w:w="1800"/>
             </w:tblGrid>
             <w:tr>
-              <w:trPr/>
               <w:tc>
                 <w:tcPr>
                   <w:tcW w:w="3600" w:type="dxa"/>
@@ -4720,9 +4156,6 @@
                   </w:tcMar>
                 </w:tcPr>
                 <w:p>
-                  <w:pPr>
-                    <w:spacing w:before="0" w:after="0"/>
-                  </w:pPr>
                   <w:r>
                     <w:rPr>
                       <w:b/>
@@ -4753,9 +4186,6 @@
                   </w:tcMar>
                 </w:tcPr>
                 <w:p>
-                  <w:pPr>
-                    <w:spacing w:before="0" w:after="0"/>
-                  </w:pPr>
                   <w:r>
                     <w:rPr>
                       <w:b/>
@@ -4786,9 +4216,6 @@
                   </w:tcMar>
                 </w:tcPr>
                 <w:p>
-                  <w:pPr>
-                    <w:spacing w:before="0" w:after="0"/>
-                  </w:pPr>
                   <w:r>
                     <w:rPr>
                       <w:b/>
@@ -4803,7 +4230,6 @@
               </w:tc>
             </w:tr>
             <w:tr>
-              <w:trPr/>
               <w:tc>
                 <w:tcPr>
                   <w:tcW w:w="3600" w:type="dxa"/>
@@ -4821,12 +4247,8 @@
                   </w:tcMar>
                 </w:tcPr>
                 <w:p>
-                  <w:pPr>
-                    <w:spacing w:before="0" w:after="0"/>
-                  </w:pPr>
                   <w:r>
                     <w:rPr>
-                      <w:color w:val="1F2937"/>
                       <w:sz w:val="19"/>
                       <w:szCs w:val="19"/>
                     </w:rPr>
@@ -4851,12 +4273,8 @@
                   </w:tcMar>
                 </w:tcPr>
                 <w:p>
-                  <w:pPr>
-                    <w:spacing w:before="0" w:after="0"/>
-                  </w:pPr>
                   <w:r>
                     <w:rPr>
-                      <w:color w:val="1F2937"/>
                       <w:sz w:val="19"/>
                       <w:szCs w:val="19"/>
                     </w:rPr>
@@ -4881,12 +4299,8 @@
                   </w:tcMar>
                 </w:tcPr>
                 <w:p>
-                  <w:pPr>
-                    <w:spacing w:before="0" w:after="0"/>
-                  </w:pPr>
                   <w:r>
                     <w:rPr>
-                      <w:color w:val="1F2937"/>
                       <w:sz w:val="19"/>
                       <w:szCs w:val="19"/>
                     </w:rPr>
@@ -4896,7 +4310,6 @@
               </w:tc>
             </w:tr>
             <w:tr>
-              <w:trPr/>
               <w:tc>
                 <w:tcPr>
                   <w:tcW w:w="3600" w:type="dxa"/>
@@ -4915,12 +4328,8 @@
                   </w:tcMar>
                 </w:tcPr>
                 <w:p>
-                  <w:pPr>
-                    <w:spacing w:before="0" w:after="0"/>
-                  </w:pPr>
                   <w:r>
                     <w:rPr>
-                      <w:color w:val="1F2937"/>
                       <w:sz w:val="19"/>
                       <w:szCs w:val="19"/>
                     </w:rPr>
@@ -4946,12 +4355,8 @@
                   </w:tcMar>
                 </w:tcPr>
                 <w:p>
-                  <w:pPr>
-                    <w:spacing w:before="0" w:after="0"/>
-                  </w:pPr>
                   <w:r>
                     <w:rPr>
-                      <w:color w:val="1F2937"/>
                       <w:sz w:val="19"/>
                       <w:szCs w:val="19"/>
                     </w:rPr>
@@ -4977,12 +4382,8 @@
                   </w:tcMar>
                 </w:tcPr>
                 <w:p>
-                  <w:pPr>
-                    <w:spacing w:before="0" w:after="0"/>
-                  </w:pPr>
                   <w:r>
                     <w:rPr>
-                      <w:color w:val="1F2937"/>
                       <w:sz w:val="19"/>
                       <w:szCs w:val="19"/>
                     </w:rPr>
@@ -4992,7 +4393,6 @@
               </w:tc>
             </w:tr>
             <w:tr>
-              <w:trPr/>
               <w:tc>
                 <w:tcPr>
                   <w:tcW w:w="3600" w:type="dxa"/>
@@ -5010,12 +4410,8 @@
                   </w:tcMar>
                 </w:tcPr>
                 <w:p>
-                  <w:pPr>
-                    <w:spacing w:before="0" w:after="0"/>
-                  </w:pPr>
                   <w:r>
                     <w:rPr>
-                      <w:color w:val="1F2937"/>
                       <w:sz w:val="19"/>
                       <w:szCs w:val="19"/>
                     </w:rPr>
@@ -5040,12 +4436,8 @@
                   </w:tcMar>
                 </w:tcPr>
                 <w:p>
-                  <w:pPr>
-                    <w:spacing w:before="0" w:after="0"/>
-                  </w:pPr>
                   <w:r>
                     <w:rPr>
-                      <w:color w:val="1F2937"/>
                       <w:sz w:val="19"/>
                       <w:szCs w:val="19"/>
                     </w:rPr>
@@ -5070,12 +4462,8 @@
                   </w:tcMar>
                 </w:tcPr>
                 <w:p>
-                  <w:pPr>
-                    <w:spacing w:before="0" w:after="0"/>
-                  </w:pPr>
                   <w:r>
                     <w:rPr>
-                      <w:color w:val="1F2937"/>
                       <w:sz w:val="19"/>
                       <w:szCs w:val="19"/>
                     </w:rPr>
@@ -5085,7 +4473,6 @@
               </w:tc>
             </w:tr>
             <w:tr>
-              <w:trPr/>
               <w:tc>
                 <w:tcPr>
                   <w:tcW w:w="3600" w:type="dxa"/>
@@ -5104,12 +4491,8 @@
                   </w:tcMar>
                 </w:tcPr>
                 <w:p>
-                  <w:pPr>
-                    <w:spacing w:before="0" w:after="0"/>
-                  </w:pPr>
                   <w:r>
                     <w:rPr>
-                      <w:color w:val="1F2937"/>
                       <w:sz w:val="19"/>
                       <w:szCs w:val="19"/>
                     </w:rPr>
@@ -5135,12 +4518,8 @@
                   </w:tcMar>
                 </w:tcPr>
                 <w:p>
-                  <w:pPr>
-                    <w:spacing w:before="0" w:after="0"/>
-                  </w:pPr>
                   <w:r>
                     <w:rPr>
-                      <w:color w:val="1F2937"/>
                       <w:sz w:val="19"/>
                       <w:szCs w:val="19"/>
                     </w:rPr>
@@ -5166,12 +4545,8 @@
                   </w:tcMar>
                 </w:tcPr>
                 <w:p>
-                  <w:pPr>
-                    <w:spacing w:before="0" w:after="0"/>
-                  </w:pPr>
                   <w:r>
                     <w:rPr>
-                      <w:color w:val="1F2937"/>
                       <w:sz w:val="19"/>
                       <w:szCs w:val="19"/>
                     </w:rPr>
@@ -5181,7 +4556,6 @@
               </w:tc>
             </w:tr>
             <w:tr>
-              <w:trPr/>
               <w:tc>
                 <w:tcPr>
                   <w:tcW w:w="3600" w:type="dxa"/>
@@ -5199,12 +4573,8 @@
                   </w:tcMar>
                 </w:tcPr>
                 <w:p>
-                  <w:pPr>
-                    <w:spacing w:before="0" w:after="0"/>
-                  </w:pPr>
                   <w:r>
                     <w:rPr>
-                      <w:color w:val="1F2937"/>
                       <w:sz w:val="19"/>
                       <w:szCs w:val="19"/>
                     </w:rPr>
@@ -5229,12 +4599,8 @@
                   </w:tcMar>
                 </w:tcPr>
                 <w:p>
-                  <w:pPr>
-                    <w:spacing w:before="0" w:after="0"/>
-                  </w:pPr>
                   <w:r>
                     <w:rPr>
-                      <w:color w:val="1F2937"/>
                       <w:sz w:val="19"/>
                       <w:szCs w:val="19"/>
                     </w:rPr>
@@ -5259,12 +4625,8 @@
                   </w:tcMar>
                 </w:tcPr>
                 <w:p>
-                  <w:pPr>
-                    <w:spacing w:before="0" w:after="0"/>
-                  </w:pPr>
                   <w:r>
                     <w:rPr>
-                      <w:color w:val="1F2937"/>
                       <w:sz w:val="19"/>
                       <w:szCs w:val="19"/>
                     </w:rPr>
@@ -5274,7 +4636,6 @@
               </w:tc>
             </w:tr>
             <w:tr>
-              <w:trPr/>
               <w:tc>
                 <w:tcPr>
                   <w:tcW w:w="3600" w:type="dxa"/>
@@ -5293,12 +4654,8 @@
                   </w:tcMar>
                 </w:tcPr>
                 <w:p>
-                  <w:pPr>
-                    <w:spacing w:before="0" w:after="0"/>
-                  </w:pPr>
                   <w:r>
                     <w:rPr>
-                      <w:color w:val="1F2937"/>
                       <w:sz w:val="19"/>
                       <w:szCs w:val="19"/>
                     </w:rPr>
@@ -5324,12 +4681,8 @@
                   </w:tcMar>
                 </w:tcPr>
                 <w:p>
-                  <w:pPr>
-                    <w:spacing w:before="0" w:after="0"/>
-                  </w:pPr>
                   <w:r>
                     <w:rPr>
-                      <w:color w:val="1F2937"/>
                       <w:sz w:val="19"/>
                       <w:szCs w:val="19"/>
                     </w:rPr>
@@ -5355,12 +4708,8 @@
                   </w:tcMar>
                 </w:tcPr>
                 <w:p>
-                  <w:pPr>
-                    <w:spacing w:before="0" w:after="0"/>
-                  </w:pPr>
                   <w:r>
                     <w:rPr>
-                      <w:color w:val="1F2937"/>
                       <w:sz w:val="19"/>
                       <w:szCs w:val="19"/>
                     </w:rPr>
@@ -5370,7 +4719,6 @@
               </w:tc>
             </w:tr>
             <w:tr>
-              <w:trPr/>
               <w:tc>
                 <w:tcPr>
                   <w:tcW w:w="3600" w:type="dxa"/>
@@ -5388,12 +4736,8 @@
                   </w:tcMar>
                 </w:tcPr>
                 <w:p>
-                  <w:pPr>
-                    <w:spacing w:before="0" w:after="0"/>
-                  </w:pPr>
                   <w:r>
                     <w:rPr>
-                      <w:color w:val="1F2937"/>
                       <w:sz w:val="19"/>
                       <w:szCs w:val="19"/>
                     </w:rPr>
@@ -5418,12 +4762,8 @@
                   </w:tcMar>
                 </w:tcPr>
                 <w:p>
-                  <w:pPr>
-                    <w:spacing w:before="0" w:after="0"/>
-                  </w:pPr>
                   <w:r>
                     <w:rPr>
-                      <w:color w:val="1F2937"/>
                       <w:sz w:val="19"/>
                       <w:szCs w:val="19"/>
                     </w:rPr>
@@ -5448,12 +4788,8 @@
                   </w:tcMar>
                 </w:tcPr>
                 <w:p>
-                  <w:pPr>
-                    <w:spacing w:before="0" w:after="0"/>
-                  </w:pPr>
                   <w:r>
                     <w:rPr>
-                      <w:color w:val="1F2937"/>
                       <w:sz w:val="19"/>
                       <w:szCs w:val="19"/>
                     </w:rPr>
@@ -5465,20 +4801,18 @@
           </w:tbl>
           <w:p>
             <w:pPr>
-              <w:spacing w:before="80" w:after="0"/>
+              <w:spacing w:before="80"/>
             </w:pPr>
           </w:p>
           <w:p>
             <w:pPr>
-              <w:spacing w:before="0" w:after="80"/>
+              <w:spacing w:after="80"/>
             </w:pPr>
             <w:r>
               <w:rPr>
                 <w:i/>
                 <w:iCs/>
                 <w:color w:val="555555"/>
-                <w:sz w:val="20"/>
-                <w:szCs w:val="20"/>
               </w:rPr>
               <w:t>M4D will deliver the Track B fee proposal in writing within fourteen (14) days of WHA’s written notice of scenario and construction type selection. Track B requires a separate written authorization and PSA amendment. No Track B services will commence without written authorization.</w:t>
             </w:r>
@@ -5488,6 +4822,7 @@
     </w:tbl>
     <w:p>
       <w:r>
+        <w:lastRenderedPageBreak/>
         <w:br w:type="page"/>
       </w:r>
     </w:p>
@@ -5499,18 +4834,15 @@
       </w:pPr>
       <w:r>
         <w:rPr>
-          <w:b/>
-          <w:bCs/>
           <w:color w:val="444444"/>
-          <w:sz w:val="26"/>
-          <w:szCs w:val="26"/>
         </w:rPr>
-        <w:t xml:space="preserve">06.  Authorization — Track A</w:t>
+        <w:lastRenderedPageBreak/>
+        <w:t>06.  Authorization — Track A</w:t>
       </w:r>
     </w:p>
     <w:p>
       <w:pPr>
-        <w:spacing w:before="80" w:after="0"/>
+        <w:spacing w:before="80"/>
       </w:pPr>
     </w:p>
     <w:p>
@@ -5518,17 +4850,12 @@
         <w:spacing w:before="40" w:after="80"/>
       </w:pPr>
       <w:r>
-        <w:rPr>
-          <w:color w:val="1F2937"/>
-          <w:sz w:val="20"/>
-          <w:szCs w:val="20"/>
-        </w:rPr>
         <w:t>To authorize Track A services, please execute this proposal and return a signed copy to M4D. A Professional Services Agreement (M4D PSA, Doc No. M2_2026_005-PSA) will be issued upon receipt. Services will commence within three (3) business days of executed PSA and receipt of the Track A retainer.</w:t>
       </w:r>
     </w:p>
     <w:p>
       <w:pPr>
-        <w:spacing w:before="80" w:after="0"/>
+        <w:spacing w:before="80"/>
       </w:pPr>
     </w:p>
     <w:tbl>
@@ -5553,7 +4880,6 @@
         <w:gridCol w:w="4680"/>
       </w:tblGrid>
       <w:tr>
-        <w:trPr/>
         <w:tc>
           <w:tcPr>
             <w:tcW w:w="4680" w:type="dxa"/>
@@ -5573,7 +4899,7 @@
           </w:tcPr>
           <w:p>
             <w:pPr>
-              <w:spacing w:before="0" w:after="60"/>
+              <w:spacing w:after="60"/>
             </w:pPr>
             <w:r>
               <w:rPr>
@@ -5588,7 +4914,7 @@
           </w:p>
           <w:p>
             <w:pPr>
-              <w:spacing w:before="0" w:after="60"/>
+              <w:spacing w:after="60"/>
             </w:pPr>
             <w:r>
               <w:rPr>
@@ -5602,9 +4928,6 @@
             </w:r>
           </w:p>
           <w:p>
-            <w:pPr>
-              <w:spacing w:before="0" w:after="0"/>
-            </w:pPr>
             <w:r>
               <w:rPr>
                 <w:color w:val="555555"/>
@@ -5633,7 +4956,7 @@
           </w:tcPr>
           <w:p>
             <w:pPr>
-              <w:spacing w:before="0" w:after="60"/>
+              <w:spacing w:after="60"/>
             </w:pPr>
             <w:r>
               <w:rPr>
@@ -5646,7 +4969,7 @@
           </w:p>
           <w:p>
             <w:pPr>
-              <w:spacing w:before="0" w:after="60"/>
+              <w:spacing w:after="60"/>
             </w:pPr>
             <w:r>
               <w:rPr>
@@ -5658,9 +4981,6 @@
             </w:r>
           </w:p>
           <w:p>
-            <w:pPr>
-              <w:spacing w:before="0" w:after="0"/>
-            </w:pPr>
             <w:r>
               <w:rPr>
                 <w:color w:val="444444"/>
@@ -5675,7 +4995,7 @@
     </w:tbl>
     <w:p>
       <w:pPr>
-        <w:spacing w:before="120" w:after="0"/>
+        <w:spacing w:before="120"/>
       </w:pPr>
     </w:p>
     <w:tbl>
@@ -5696,11 +5016,10 @@
         <w:tblLook w:val="0000" w:firstRow="0" w:lastRow="0" w:firstColumn="0" w:lastColumn="0" w:noHBand="0" w:noVBand="0"/>
       </w:tblPr>
       <w:tblGrid>
-        <w:gridCol w:w="4680"/>
-        <w:gridCol w:w="4680"/>
+        <w:gridCol w:w="4698"/>
+        <w:gridCol w:w="4698"/>
       </w:tblGrid>
       <w:tr>
-        <w:trPr/>
         <w:tc>
           <w:tcPr>
             <w:tcW w:w="4680" w:type="dxa"/>
@@ -5719,7 +5038,7 @@
           </w:tcPr>
           <w:p>
             <w:pPr>
-              <w:spacing w:before="0" w:after="120"/>
+              <w:spacing w:after="120"/>
             </w:pPr>
             <w:r>
               <w:rPr>
@@ -5734,20 +5053,18 @@
           </w:p>
           <w:p>
             <w:pPr>
-              <w:spacing w:before="0" w:after="60"/>
+              <w:spacing w:after="60"/>
             </w:pPr>
             <w:r>
               <w:rPr>
                 <w:color w:val="444444"/>
-                <w:sz w:val="20"/>
-                <w:szCs w:val="20"/>
               </w:rPr>
               <w:t>_______________________________________</w:t>
             </w:r>
           </w:p>
           <w:p>
             <w:pPr>
-              <w:spacing w:before="0" w:after="40"/>
+              <w:spacing w:after="40"/>
             </w:pPr>
             <w:r>
               <w:rPr>
@@ -5760,7 +5077,7 @@
           </w:p>
           <w:p>
             <w:pPr>
-              <w:spacing w:before="0" w:after="40"/>
+              <w:spacing w:after="40"/>
             </w:pPr>
             <w:r>
               <w:rPr>
@@ -5772,9 +5089,6 @@
             </w:r>
           </w:p>
           <w:p>
-            <w:pPr>
-              <w:spacing w:before="0" w:after="0"/>
-            </w:pPr>
             <w:r>
               <w:rPr>
                 <w:color w:val="444444"/>
@@ -5803,7 +5117,7 @@
           </w:tcPr>
           <w:p>
             <w:pPr>
-              <w:spacing w:before="0" w:after="120"/>
+              <w:spacing w:after="120"/>
             </w:pPr>
             <w:r>
               <w:rPr>
@@ -5818,20 +5132,18 @@
           </w:p>
           <w:p>
             <w:pPr>
-              <w:spacing w:before="0" w:after="60"/>
+              <w:spacing w:after="60"/>
             </w:pPr>
             <w:r>
               <w:rPr>
                 <w:color w:val="444444"/>
-                <w:sz w:val="20"/>
-                <w:szCs w:val="20"/>
               </w:rPr>
               <w:t>_______________________________________</w:t>
             </w:r>
           </w:p>
           <w:p>
             <w:pPr>
-              <w:spacing w:before="0" w:after="40"/>
+              <w:spacing w:after="40"/>
             </w:pPr>
             <w:r>
               <w:rPr>
@@ -5844,7 +5156,7 @@
           </w:p>
           <w:p>
             <w:pPr>
-              <w:spacing w:before="0" w:after="40"/>
+              <w:spacing w:after="40"/>
             </w:pPr>
             <w:r>
               <w:rPr>
@@ -5856,9 +5168,6 @@
             </w:r>
           </w:p>
           <w:p>
-            <w:pPr>
-              <w:spacing w:before="0" w:after="0"/>
-            </w:pPr>
             <w:r>
               <w:rPr>
                 <w:color w:val="444444"/>
@@ -5873,7 +5182,7 @@
     </w:tbl>
     <w:p>
       <w:pPr>
-        <w:spacing w:before="160" w:after="0"/>
+        <w:spacing w:before="160"/>
       </w:pPr>
     </w:p>
     <w:p>
